--- a/BC_Confined_Space_Entry_Permit_Part9.docx
+++ b/BC_Confined_Space_Entry_Permit_Part9.docx
@@ -119,7 +119,7 @@
                 <w:sz w:val="14"/>
                 <w:szCs w:val="14"/>
               </w:rPr>
-              <w:t>Sections 9.1, 9.25, 9.29–9.36  |  B.C. Reg. 296/97  |  Working tool — must be reviewed by a qualified person before use. Not legal or regulatory advice.</w:t>
+              <w:t>Sections 9.1, 9.25, 9.28–9.36  |  B.C. Reg. 296/97  |  Working tool — must be reviewed by a qualified person before use. Not legal or regulatory advice.</w:t>
             </w:r>
           </w:p>
         </w:tc>
@@ -679,7 +679,7 @@
                 <w:sz w:val="14"/>
                 <w:szCs w:val="14"/>
               </w:rPr>
-              <w:t>Continuous monitoring required if flammable / explosive atmosphere &gt;20% LEL could develop during entry (s.9.34). Ventilation: s.9.30–9.32.</w:t>
+              <w:t>Continuous monitoring required if flammable / explosive atmosphere &gt;20% LEL could develop during entry (s.9.25(6)). Ventilation: s.9.30–9.32.</w:t>
             </w:r>
           </w:p>
         </w:tc>
@@ -1193,7 +1193,7 @@
                 <w:sz w:val="15"/>
                 <w:szCs w:val="15"/>
               </w:rPr>
-              <w:t>Supplied-air / SCBA required:   YES   /   NO   (circle — required for moderate &amp; high hazard per s.9.29)</w:t>
+              <w:t>Supplied-air / SCBA required:   YES   /   NO   (circle — required for moderate &amp; high hazard per s.9.28(a))</w:t>
             </w:r>
           </w:p>
         </w:tc>
@@ -2140,7 +2140,7 @@
                 <w:sz w:val="18"/>
                 <w:szCs w:val="18"/>
               </w:rPr>
-              <w:t>5  STANDBY PERSON REQUIREMENTS  (s.9.35 / s.9.36)</w:t>
+              <w:t>5  STANDBY PERSON REQUIREMENTS  (s.9.34 / s.9.35 / s.9.36)</w:t>
             </w:r>
           </w:p>
         </w:tc>
@@ -3794,7 +3794,7 @@
                 <w:sz w:val="14"/>
                 <w:szCs w:val="14"/>
               </w:rPr>
-              <w:t xml:space="preserve">  Continuous mechanical ventilation supplying clean respirable air required at all times (s.9.31).</w:t>
+              <w:t xml:space="preserve">  Continuous mechanical ventilation supplying clean respirable air required at all times (s.9.30).</w:t>
             </w:r>
           </w:p>
           <w:p>
@@ -3817,7 +3817,7 @@
                 <w:sz w:val="14"/>
                 <w:szCs w:val="14"/>
               </w:rPr>
-              <w:t xml:space="preserve">  Continuous mechanical ventilation required; natural ventilation NOT permitted. Supplied-air respirator or SCBA required when ventilation is insufficient (s.9.29 / s.9.32).</w:t>
+              <w:t xml:space="preserve">  Continuous mechanical ventilation required; natural ventilation NOT permitted (s.9.33(2)(a)). Supplied-air respirator or SCBA required when ventilation is insufficient (s.9.28(a) / s.9.32).</w:t>
             </w:r>
           </w:p>
         </w:tc>
@@ -3827,6 +3827,22 @@
       <w:pPr>
         <w:spacing w:before="200"/>
       </w:pPr>
+    </w:p>
+    <w:p>
+      <w:pPr>
+        <w:spacing w:after="80"/>
+        <w:ind w:left="110"/>
+      </w:pPr>
+      <w:r>
+        <w:rPr>
+          <w:b/>
+          <w:bCs/>
+          <w:color w:val="C0392B"/>
+          <w:sz w:val="16"/>
+          <w:szCs w:val="16"/>
+        </w:rPr>
+        <w:t xml:space="preserve">⚠ A passing O2 reading does NOT confirm the atmosphere is safe. H2S and CO can reach lethal levels without measurably changing the O2 reading. All four gases (O2, LEL, H2S, CO) must be tested and must independently meet their limits before entry.</w:t>
+      </w:r>
     </w:p>
     <w:tbl>
       <w:tblPr>
@@ -3884,7 +3900,7 @@
                 <w:sz w:val="18"/>
                 <w:szCs w:val="18"/>
               </w:rPr>
-              <w:t>EXTENDED ATMOSPHERIC MONITORING LOG  (s.9.34 — retest if all workers absent &gt;20 min; continuous monitor if &gt;20% LEL possible)</w:t>
+              <w:t>EXTENDED ATMOSPHERIC MONITORING LOG  (s.9.25(3) — retest if all workers absent &gt;20 min; s.9.25(6) — continuous monitor if &gt;20% LEL possible)</w:t>
             </w:r>
           </w:p>
         </w:tc>
